--- a/pr-preview/pr-198/index-tracked-changes.docx
+++ b/pr-preview/pr-198/index-tracked-changes.docx
@@ -26,7 +26,7 @@
       </w:pPr>
       <w:ins w:id="2" w:author="PR Preview" w:date="2026-01-01T00:00:00Z">
         <w:r>
-          <w:t xml:space="preserve">Last modified: 2026-10-14 01:41:09 (PDT)</w:t>
+          <w:t xml:space="preserve">Last modified: 2026-10-14 01:48:37 (PDT)</w:t>
         </w:r>
       </w:ins>
     </w:p>

--- a/pr-preview/pr-198/index-tracked-changes.docx
+++ b/pr-preview/pr-198/index-tracked-changes.docx
@@ -16,7 +16,7 @@
       </w:pPr>
       <w:del w:id="1" w:author="PR Preview" w:date="2026-01-01T00:00:00Z">
         <w:r>
-          <w:delText xml:space="preserve">Last modified: 2026-10-13 21:04:16 (PDT)</w:delText>
+          <w:delText xml:space="preserve">Last modified: 2026-10-16 10:23:00 (PDT)</w:delText>
         </w:r>
       </w:del>
     </w:p>
@@ -26,7 +26,7 @@
       </w:pPr>
       <w:ins w:id="2" w:author="PR Preview" w:date="2026-01-01T00:00:00Z">
         <w:r>
-          <w:t xml:space="preserve">Last modified: 2026-10-14 01:48:37 (PDT)</w:t>
+          <w:t xml:space="preserve">Last modified: 2026-10-16 10:24:20 (PDT)</w:t>
         </w:r>
       </w:ins>
     </w:p>
@@ -151,7 +151,7 @@
         <w:pStyle w:val="FirstParagraph"/>
       </w:pPr>
       <w:r>
-        <w:t xml:space="preserve">The site is built from the</w:t>
+        <w:t xml:space="preserve">The site’s structure ultimately derives from the</w:t>
       </w:r>
       <w:r>
         <w:t xml:space="preserve"> </w:t>
@@ -161,20 +161,17 @@
           <w:rPr>
             <w:rStyle w:val="Hyperlink"/>
           </w:rPr>
-          <w:t xml:space="preserve">qwt</w:t>
+          <w:t xml:space="preserve">Benjamin-Chung Lab Manual</w:t>
         </w:r>
       </w:hyperlink>
       <w:r>
-        <w:t xml:space="preserve"> </w:t>
-      </w:r>
-      <w:r>
-        <w:t xml:space="preserve">Quarto website template,</w:t>
-      </w:r>
-      <w:r>
-        <w:t xml:space="preserve"> </w:t>
-      </w:r>
-      <w:r>
-        <w:t xml:space="preserve">whose structure comes from the</w:t>
+        <w:t xml:space="preserve">.</w:t>
+      </w:r>
+      <w:r>
+        <w:t xml:space="preserve"> </w:t>
+      </w:r>
+      <w:r>
+        <w:t xml:space="preserve">For further reading, see the</w:t>
       </w:r>
       <w:r>
         <w:t xml:space="preserve"> </w:t>
@@ -188,13 +185,10 @@
         </w:r>
       </w:hyperlink>
       <w:r>
-        <w:t xml:space="preserve">,</w:t>
-      </w:r>
-      <w:r>
-        <w:t xml:space="preserve"> </w:t>
-      </w:r>
-      <w:r>
-        <w:t xml:space="preserve">which is in turn adapted from the</w:t>
+        <w:t xml:space="preserve"> </w:t>
+      </w:r>
+      <w:r>
+        <w:t xml:space="preserve">and the</w:t>
       </w:r>
       <w:r>
         <w:t xml:space="preserve"> </w:t>
@@ -204,11 +198,14 @@
           <w:rPr>
             <w:rStyle w:val="Hyperlink"/>
           </w:rPr>
-          <w:t xml:space="preserve">Benjamin-Chung Lab Manual</w:t>
+          <w:t xml:space="preserve">qwt</w:t>
         </w:r>
       </w:hyperlink>
       <w:r>
-        <w:t xml:space="preserve">.</w:t>
+        <w:t xml:space="preserve"> </w:t>
+      </w:r>
+      <w:r>
+        <w:t xml:space="preserve">website template.</w:t>
       </w:r>
     </w:p>
     <w:bookmarkEnd w:id="14"/>
